--- a/worksheets/Worksheet2_students.docx
+++ b/worksheets/Worksheet2_students.docx
@@ -1,6 +1,6 @@
 
 <file path=word/document.xml><?xml version="1.0" encoding="utf-8"?>
-<w:document xmlns:wpc="http://schemas.microsoft.com/office/word/2010/wordprocessingCanvas" xmlns:cx="http://schemas.microsoft.com/office/drawing/2014/chartex" xmlns:cx1="http://schemas.microsoft.com/office/drawing/2015/9/8/chartex" xmlns:cx2="http://schemas.microsoft.com/office/drawing/2015/10/21/chartex" xmlns:cx3="http://schemas.microsoft.com/office/drawing/2016/5/9/chartex" xmlns:cx4="http://schemas.microsoft.com/office/drawing/2016/5/10/chartex" xmlns:cx5="http://schemas.microsoft.com/office/drawing/2016/5/11/chartex" xmlns:cx6="http://schemas.microsoft.com/office/drawing/2016/5/12/chartex" xmlns:cx7="http://schemas.microsoft.com/office/drawing/2016/5/13/chartex" xmlns:cx8="http://schemas.microsoft.com/office/drawing/2016/5/14/chartex" xmlns:mc="http://schemas.openxmlformats.org/markup-compatibility/2006" xmlns:aink="http://schemas.microsoft.com/office/drawing/2016/ink" xmlns:am3d="http://schemas.microsoft.com/office/drawing/2017/model3d" xmlns:o="urn:schemas-microsoft-com:office:office" xmlns:r="http://schemas.openxmlformats.org/officeDocument/2006/relationships" xmlns:m="http://schemas.openxmlformats.org/officeDocument/2006/math" xmlns:v="urn:schemas-microsoft-com:vml" xmlns:wp14="http://schemas.microsoft.com/office/word/2010/wordprocessingDrawing" xmlns:wp="http://schemas.openxmlformats.org/drawingml/2006/wordprocessingDrawing" xmlns:w10="urn:schemas-microsoft-com:office:word" xmlns:w="http://schemas.openxmlformats.org/wordprocessingml/2006/main" xmlns:w14="http://schemas.microsoft.com/office/word/2010/wordml" xmlns:w15="http://schemas.microsoft.com/office/word/2012/wordml" xmlns:w16cid="http://schemas.microsoft.com/office/word/2016/wordml/cid" xmlns:w16se="http://schemas.microsoft.com/office/word/2015/wordml/symex" xmlns:wpg="http://schemas.microsoft.com/office/word/2010/wordprocessingGroup" xmlns:wpi="http://schemas.microsoft.com/office/word/2010/wordprocessingInk" xmlns:wne="http://schemas.microsoft.com/office/word/2006/wordml" xmlns:wps="http://schemas.microsoft.com/office/word/2010/wordprocessingShape" mc:Ignorable="w14 w15 w16se w16cid wp14">
+<w:document xmlns:wpc="http://schemas.microsoft.com/office/word/2010/wordprocessingCanvas" xmlns:cx="http://schemas.microsoft.com/office/drawing/2014/chartex" xmlns:cx1="http://schemas.microsoft.com/office/drawing/2015/9/8/chartex" xmlns:cx2="http://schemas.microsoft.com/office/drawing/2015/10/21/chartex" xmlns:cx3="http://schemas.microsoft.com/office/drawing/2016/5/9/chartex" xmlns:cx4="http://schemas.microsoft.com/office/drawing/2016/5/10/chartex" xmlns:cx5="http://schemas.microsoft.com/office/drawing/2016/5/11/chartex" xmlns:cx6="http://schemas.microsoft.com/office/drawing/2016/5/12/chartex" xmlns:cx7="http://schemas.microsoft.com/office/drawing/2016/5/13/chartex" xmlns:cx8="http://schemas.microsoft.com/office/drawing/2016/5/14/chartex" xmlns:mc="http://schemas.openxmlformats.org/markup-compatibility/2006" xmlns:aink="http://schemas.microsoft.com/office/drawing/2016/ink" xmlns:am3d="http://schemas.microsoft.com/office/drawing/2017/model3d" xmlns:o="urn:schemas-microsoft-com:office:office" xmlns:oel="http://schemas.microsoft.com/office/2019/extlst" xmlns:r="http://schemas.openxmlformats.org/officeDocument/2006/relationships" xmlns:m="http://schemas.openxmlformats.org/officeDocument/2006/math" xmlns:v="urn:schemas-microsoft-com:vml" xmlns:wp14="http://schemas.microsoft.com/office/word/2010/wordprocessingDrawing" xmlns:wp="http://schemas.openxmlformats.org/drawingml/2006/wordprocessingDrawing" xmlns:w10="urn:schemas-microsoft-com:office:word" xmlns:w="http://schemas.openxmlformats.org/wordprocessingml/2006/main" xmlns:w14="http://schemas.microsoft.com/office/word/2010/wordml" xmlns:w15="http://schemas.microsoft.com/office/word/2012/wordml" xmlns:w16cex="http://schemas.microsoft.com/office/word/2018/wordml/cex" xmlns:w16cid="http://schemas.microsoft.com/office/word/2016/wordml/cid" xmlns:w16="http://schemas.microsoft.com/office/word/2018/wordml" xmlns:w16du="http://schemas.microsoft.com/office/word/2023/wordml/word16du" xmlns:w16sdtdh="http://schemas.microsoft.com/office/word/2020/wordml/sdtdatahash" xmlns:w16sdtfl="http://schemas.microsoft.com/office/word/2024/wordml/sdtformatlock" xmlns:w16se="http://schemas.microsoft.com/office/word/2015/wordml/symex" xmlns:wpg="http://schemas.microsoft.com/office/word/2010/wordprocessingGroup" xmlns:wpi="http://schemas.microsoft.com/office/word/2010/wordprocessingInk" xmlns:wne="http://schemas.microsoft.com/office/word/2006/wordml" xmlns:wps="http://schemas.microsoft.com/office/word/2010/wordprocessingShape" mc:Ignorable="w14 w15 w16se w16cid w16 w16cex w16sdtdh w16sdtfl w16du wp14">
   <w:body>
     <w:p>
       <w:pPr>
@@ -65,8 +65,6 @@
       <w:pPr>
         <w:ind w:left="370" w:right="8268"/>
       </w:pPr>
-      <w:bookmarkStart w:id="0" w:name="_GoBack"/>
-      <w:bookmarkEnd w:id="0"/>
       <w:r>
         <w:t>3.</w:t>
       </w:r>
@@ -127,16 +125,7 @@
       </w:r>
       <w:proofErr w:type="spellEnd"/>
       <w:r>
-        <w:t xml:space="preserve"> discussed in  class. Work through this lab, completing the exercises within the lab, and adding some additional cells/calculations will help you answer</w:t>
-      </w:r>
-      <w:r>
-        <w:t xml:space="preserve"> the following </w:t>
-      </w:r>
-      <w:r>
-        <w:t>questions (don’t forget to make a copy of the lab before you open/change anything!).</w:t>
-      </w:r>
-      <w:r>
-        <w:t xml:space="preserve"> </w:t>
+        <w:t xml:space="preserve"> discussed in  class. Work through this lab, completing the exercises within the lab, and adding some additional cells/calculations will help you answer the following questions (don’t forget to make a copy of the lab before you open/change anything!). </w:t>
       </w:r>
     </w:p>
     <w:p>
@@ -150,222 +139,26 @@
     </w:p>
     <w:p>
       <w:pPr>
-        <w:numPr>
-          <w:ilvl w:val="0"/>
-          <w:numId w:val="1"/>
-        </w:numPr>
-        <w:ind w:hanging="360"/>
-      </w:pPr>
-      <w:r>
-        <w:t xml:space="preserve">Fetch and reset the course notebooks following the week2 instructions: </w:t>
-      </w:r>
-    </w:p>
-    <w:p>
-      <w:pPr>
-        <w:spacing w:after="37" w:line="240" w:lineRule="auto"/>
-        <w:ind w:left="720" w:firstLine="0"/>
-      </w:pPr>
-      <w:hyperlink r:id="rId5" w:anchor="syncing-your-notebooks-to-the-current-github-commit">
+        <w:spacing w:after="13" w:line="259" w:lineRule="auto"/>
+        <w:ind w:left="0" w:firstLine="0"/>
+      </w:pPr>
+      <w:r>
+        <w:t xml:space="preserve">All notebooks can be downloaded from </w:t>
+      </w:r>
+      <w:hyperlink r:id="rId5" w:history="1">
         <w:r>
           <w:rPr>
-            <w:color w:val="0563C1"/>
-            <w:u w:val="single" w:color="0563C1"/>
+            <w:rStyle w:val="Hyperlink"/>
           </w:rPr>
-          <w:t>https://phaustin.org/climate_2022/week2_topics.html#syncing</w:t>
+          <w:t>google drive</w:t>
         </w:r>
       </w:hyperlink>
-      <w:hyperlink r:id="rId6" w:anchor="syncing-your-notebooks-to-the-current-github-commit">
-        <w:r>
-          <w:rPr>
-            <w:color w:val="0563C1"/>
-            <w:u w:val="single" w:color="0563C1"/>
-          </w:rPr>
-          <w:t>-</w:t>
-        </w:r>
-      </w:hyperlink>
-      <w:hyperlink r:id="rId7" w:anchor="syncing-your-notebooks-to-the-current-github-commit">
-        <w:r>
-          <w:rPr>
-            <w:color w:val="0563C1"/>
-            <w:u w:val="single" w:color="0563C1"/>
-          </w:rPr>
-          <w:t>your</w:t>
-        </w:r>
-      </w:hyperlink>
-      <w:hyperlink r:id="rId8" w:anchor="syncing-your-notebooks-to-the-current-github-commit">
-        <w:r>
-          <w:rPr>
-            <w:color w:val="0563C1"/>
-            <w:u w:val="single" w:color="0563C1"/>
-          </w:rPr>
-          <w:t>-</w:t>
-        </w:r>
-      </w:hyperlink>
-      <w:hyperlink r:id="rId9" w:anchor="syncing-your-notebooks-to-the-current-github-commit">
-        <w:r>
-          <w:rPr>
-            <w:color w:val="0563C1"/>
-            <w:u w:val="single" w:color="0563C1"/>
-          </w:rPr>
-          <w:t>notebooks</w:t>
-        </w:r>
-      </w:hyperlink>
-      <w:hyperlink r:id="rId10" w:anchor="syncing-your-notebooks-to-the-current-github-commit">
-        <w:r>
-          <w:rPr>
-            <w:color w:val="0563C1"/>
-            <w:u w:val="single" w:color="0563C1"/>
-          </w:rPr>
-          <w:t>-</w:t>
-        </w:r>
-      </w:hyperlink>
-      <w:hyperlink r:id="rId11" w:anchor="syncing-your-notebooks-to-the-current-github-commit">
-        <w:r>
-          <w:rPr>
-            <w:color w:val="0563C1"/>
-            <w:u w:val="single" w:color="0563C1"/>
-          </w:rPr>
-          <w:t>to</w:t>
-        </w:r>
-      </w:hyperlink>
-      <w:hyperlink r:id="rId12" w:anchor="syncing-your-notebooks-to-the-current-github-commit">
-        <w:r>
-          <w:rPr>
-            <w:color w:val="0563C1"/>
-            <w:u w:val="single" w:color="0563C1"/>
-          </w:rPr>
-          <w:t>-</w:t>
-        </w:r>
-      </w:hyperlink>
-      <w:hyperlink r:id="rId13" w:anchor="syncing-your-notebooks-to-the-current-github-commit">
-        <w:r>
-          <w:rPr>
-            <w:color w:val="0563C1"/>
-            <w:u w:val="single" w:color="0563C1"/>
-          </w:rPr>
-          <w:t>the</w:t>
-        </w:r>
-      </w:hyperlink>
-      <w:hyperlink r:id="rId14" w:anchor="syncing-your-notebooks-to-the-current-github-commit"/>
-      <w:hyperlink r:id="rId15" w:anchor="syncing-your-notebooks-to-the-current-github-commit">
-        <w:r>
-          <w:rPr>
-            <w:color w:val="0563C1"/>
-            <w:u w:val="single" w:color="0563C1"/>
-          </w:rPr>
-          <w:t>current</w:t>
-        </w:r>
-      </w:hyperlink>
-      <w:hyperlink r:id="rId16" w:anchor="syncing-your-notebooks-to-the-current-github-commit">
-        <w:r>
-          <w:rPr>
-            <w:color w:val="0563C1"/>
-            <w:u w:val="single" w:color="0563C1"/>
-          </w:rPr>
-          <w:t>-</w:t>
-        </w:r>
-      </w:hyperlink>
-      <w:hyperlink r:id="rId17" w:anchor="syncing-your-notebooks-to-the-current-github-commit">
-        <w:r>
-          <w:rPr>
-            <w:color w:val="0563C1"/>
-            <w:u w:val="single" w:color="0563C1"/>
-          </w:rPr>
-          <w:t>github</w:t>
-        </w:r>
-      </w:hyperlink>
-      <w:hyperlink r:id="rId18" w:anchor="syncing-your-notebooks-to-the-current-github-commit">
-        <w:r>
-          <w:rPr>
-            <w:color w:val="0563C1"/>
-            <w:u w:val="single" w:color="0563C1"/>
-          </w:rPr>
-          <w:t>-</w:t>
-        </w:r>
-      </w:hyperlink>
-      <w:hyperlink r:id="rId19" w:anchor="syncing-your-notebooks-to-the-current-github-commit">
-        <w:r>
-          <w:rPr>
-            <w:color w:val="0563C1"/>
-            <w:u w:val="single" w:color="0563C1"/>
-          </w:rPr>
-          <w:t>commit</w:t>
-        </w:r>
-      </w:hyperlink>
-      <w:hyperlink r:id="rId20" w:anchor="syncing-your-notebooks-to-the-current-github-commit">
-        <w:r>
-          <w:t xml:space="preserve"> </w:t>
-        </w:r>
-      </w:hyperlink>
-    </w:p>
-    <w:p>
-      <w:pPr>
-        <w:numPr>
-          <w:ilvl w:val="0"/>
-          <w:numId w:val="1"/>
-        </w:numPr>
-        <w:spacing w:after="0" w:line="244" w:lineRule="auto"/>
-        <w:ind w:hanging="360"/>
-      </w:pPr>
-      <w:r>
-        <w:t xml:space="preserve">Activate the </w:t>
-      </w:r>
-      <w:proofErr w:type="spellStart"/>
-      <w:r>
-        <w:t>climphys</w:t>
-      </w:r>
-      <w:proofErr w:type="spellEnd"/>
-      <w:r>
-        <w:t xml:space="preserve"> environment and add the datasets using pip: </w:t>
-      </w:r>
-      <w:r>
-        <w:rPr>
-          <w:rFonts w:ascii="Courier New" w:eastAsia="Courier New" w:hAnsi="Courier New" w:cs="Courier New"/>
-        </w:rPr>
-        <w:t>pip install -r requirements.txt</w:t>
-      </w:r>
-      <w:r>
-        <w:t xml:space="preserve"> </w:t>
-      </w:r>
-      <w:r>
-        <w:t xml:space="preserve">where requirements.txt is:  </w:t>
-      </w:r>
-    </w:p>
-    <w:p>
-      <w:pPr>
-        <w:spacing w:after="0" w:line="259" w:lineRule="auto"/>
-        <w:ind w:left="0" w:right="22" w:firstLine="0"/>
-        <w:jc w:val="right"/>
-      </w:pPr>
-      <w:hyperlink r:id="rId21">
-        <w:r>
-          <w:rPr>
-            <w:color w:val="0563C1"/>
-            <w:u w:val="single" w:color="0563C1"/>
-          </w:rPr>
-          <w:t>https://github.com/phaustin/climate_students_eoas/blob/student_branch/requirements</w:t>
-        </w:r>
-      </w:hyperlink>
     </w:p>
     <w:p>
       <w:pPr>
         <w:spacing w:after="13" w:line="259" w:lineRule="auto"/>
-        <w:ind w:left="720" w:firstLine="0"/>
-      </w:pPr>
-      <w:hyperlink r:id="rId22">
-        <w:r>
-          <w:rPr>
-            <w:color w:val="0563C1"/>
-            <w:u w:val="single" w:color="0563C1"/>
-          </w:rPr>
-          <w:t>.txt</w:t>
-        </w:r>
-      </w:hyperlink>
-      <w:hyperlink r:id="rId23">
-        <w:r>
-          <w:t xml:space="preserve"> </w:t>
-        </w:r>
-      </w:hyperlink>
+        <w:ind w:left="0" w:firstLine="0"/>
+      </w:pPr>
     </w:p>
     <w:p>
       <w:pPr>
@@ -387,61 +180,10 @@
       <w:r>
         <w:t xml:space="preserve"> notebook: </w:t>
       </w:r>
-      <w:hyperlink r:id="rId24">
-        <w:r>
-          <w:rPr>
-            <w:color w:val="0563C1"/>
-            <w:u w:val="single" w:color="0563C1"/>
-          </w:rPr>
-          <w:t xml:space="preserve">https://github.com/phaustin/climate_students_eoas/blob/student_branch/content/cou </w:t>
-        </w:r>
-      </w:hyperlink>
-      <w:hyperlink r:id="rId25">
-        <w:r>
-          <w:rPr>
-            <w:color w:val="0563C1"/>
-            <w:u w:val="single" w:color="0563C1"/>
-          </w:rPr>
-          <w:t>rseware/xarray/01</w:t>
-        </w:r>
-      </w:hyperlink>
-      <w:hyperlink r:id="rId26">
-        <w:r>
-          <w:rPr>
-            <w:color w:val="0563C1"/>
-            <w:u w:val="single" w:color="0563C1"/>
-          </w:rPr>
-          <w:t>-</w:t>
-        </w:r>
-      </w:hyperlink>
-      <w:hyperlink r:id="rId27">
-        <w:r>
-          <w:rPr>
-            <w:color w:val="0563C1"/>
-            <w:u w:val="single" w:color="0563C1"/>
-          </w:rPr>
-          <w:t>xarray</w:t>
-        </w:r>
-      </w:hyperlink>
-      <w:hyperlink r:id="rId28">
-        <w:r>
-          <w:rPr>
-            <w:color w:val="0563C1"/>
-            <w:u w:val="single" w:color="0563C1"/>
-          </w:rPr>
-          <w:t>-</w:t>
-        </w:r>
-      </w:hyperlink>
-      <w:hyperlink r:id="rId29">
-        <w:r>
-          <w:rPr>
-            <w:color w:val="0563C1"/>
-            <w:u w:val="single" w:color="0563C1"/>
-          </w:rPr>
-          <w:t>intro.md</w:t>
-        </w:r>
-      </w:hyperlink>
-      <w:hyperlink r:id="rId30">
+      <w:r>
+        <w:t xml:space="preserve">01-xarray-intro.ipynb </w:t>
+      </w:r>
+      <w:hyperlink r:id="rId6">
         <w:r>
           <w:t xml:space="preserve"> </w:t>
         </w:r>
@@ -529,114 +271,44 @@
         <w:ind w:hanging="304"/>
       </w:pPr>
       <w:r>
-        <w:t>plot the annual cycle of solar insolation in the northern hemisphere average over</w:t>
-      </w:r>
-      <w:r>
-        <w:t xml:space="preserve"> </w:t>
+        <w:t xml:space="preserve">plot the annual cycle of solar insolation in the northern hemisphere average over lats and </w:t>
       </w:r>
       <w:proofErr w:type="spellStart"/>
       <w:r>
-        <w:t>lats</w:t>
+        <w:t>lons</w:t>
       </w:r>
       <w:proofErr w:type="spellEnd"/>
       <w:r>
-        <w:t xml:space="preserve"> and </w:t>
+        <w:t xml:space="preserve"> (line plot of insolation for each month.)  To see how slicing on specific </w:t>
       </w:r>
       <w:proofErr w:type="spellStart"/>
       <w:r>
+        <w:t>lat</w:t>
+      </w:r>
+      <w:proofErr w:type="spellEnd"/>
+      <w:r>
+        <w:t>/</w:t>
+      </w:r>
+      <w:proofErr w:type="spellStart"/>
+      <w:r>
         <w:t>lons</w:t>
       </w:r>
       <w:proofErr w:type="spellEnd"/>
       <w:r>
-        <w:t xml:space="preserve"> (line plot of insolation for each month.)  To see how slicing on specific </w:t>
-      </w:r>
-      <w:proofErr w:type="spellStart"/>
-      <w:r>
-        <w:t>lat</w:t>
-      </w:r>
-      <w:proofErr w:type="spellEnd"/>
-      <w:r>
-        <w:t>/</w:t>
-      </w:r>
-      <w:proofErr w:type="spellStart"/>
-      <w:r>
-        <w:t>lons</w:t>
-      </w:r>
-      <w:proofErr w:type="spellEnd"/>
-      <w:r>
         <w:t xml:space="preserve"> works, take a look at the ENSO notebook: </w:t>
       </w:r>
-      <w:hyperlink r:id="rId31">
-        <w:r>
-          <w:rPr>
-            <w:color w:val="0563C1"/>
-            <w:u w:val="single" w:color="0563C1"/>
-          </w:rPr>
-          <w:t xml:space="preserve">https://github.com/phaustin/climate_students_eoas/blob/student_branch/content/coursewar </w:t>
-        </w:r>
-      </w:hyperlink>
-      <w:hyperlink r:id="rId32">
-        <w:r>
-          <w:rPr>
-            <w:color w:val="0563C1"/>
-            <w:u w:val="single" w:color="0563C1"/>
-          </w:rPr>
-          <w:t>e/xarray/03</w:t>
-        </w:r>
-      </w:hyperlink>
-      <w:hyperlink r:id="rId33">
-        <w:r>
-          <w:rPr>
-            <w:color w:val="0563C1"/>
-            <w:u w:val="single" w:color="0563C1"/>
-          </w:rPr>
-          <w:t>-</w:t>
-        </w:r>
-      </w:hyperlink>
-      <w:hyperlink r:id="rId34">
-        <w:r>
-          <w:rPr>
-            <w:color w:val="0563C1"/>
-            <w:u w:val="single" w:color="0563C1"/>
-          </w:rPr>
-          <w:t>enso</w:t>
-        </w:r>
-      </w:hyperlink>
-      <w:hyperlink r:id="rId35">
-        <w:r>
-          <w:rPr>
-            <w:color w:val="0563C1"/>
-            <w:u w:val="single" w:color="0563C1"/>
-          </w:rPr>
-          <w:t>-</w:t>
-        </w:r>
-      </w:hyperlink>
-      <w:hyperlink r:id="rId36">
-        <w:r>
-          <w:rPr>
-            <w:color w:val="0563C1"/>
-            <w:u w:val="single" w:color="0563C1"/>
-          </w:rPr>
-          <w:t>xarray.md</w:t>
-        </w:r>
-      </w:hyperlink>
-      <w:hyperlink r:id="rId37">
-        <w:r>
-          <w:t xml:space="preserve"> </w:t>
-        </w:r>
-      </w:hyperlink>
-      <w:r>
-        <w:t xml:space="preserve"> </w:t>
-      </w:r>
-    </w:p>
-    <w:p>
-      <w:pPr>
-        <w:spacing w:after="0" w:line="259" w:lineRule="auto"/>
-        <w:ind w:left="0" w:firstLine="0"/>
-      </w:pPr>
-      <w:r>
-        <w:t xml:space="preserve"> </w:t>
-      </w:r>
+      <w:r>
+        <w:br/>
+      </w:r>
+      <w:r>
+        <w:br/>
+        <w:t>03-enso-</w:t>
+      </w:r>
+      <w:proofErr w:type="gramStart"/>
+      <w:r>
+        <w:t>xarray.ipynb</w:t>
+      </w:r>
+      <w:proofErr w:type="gramEnd"/>
     </w:p>
     <w:p>
       <w:pPr>
@@ -657,7 +329,7 @@
 </file>
 
 <file path=word/numbering.xml><?xml version="1.0" encoding="utf-8"?>
-<w:numbering xmlns:wpc="http://schemas.microsoft.com/office/word/2010/wordprocessingCanvas" xmlns:cx="http://schemas.microsoft.com/office/drawing/2014/chartex" xmlns:cx1="http://schemas.microsoft.com/office/drawing/2015/9/8/chartex" xmlns:cx2="http://schemas.microsoft.com/office/drawing/2015/10/21/chartex" xmlns:cx3="http://schemas.microsoft.com/office/drawing/2016/5/9/chartex" xmlns:cx4="http://schemas.microsoft.com/office/drawing/2016/5/10/chartex" xmlns:cx5="http://schemas.microsoft.com/office/drawing/2016/5/11/chartex" xmlns:cx6="http://schemas.microsoft.com/office/drawing/2016/5/12/chartex" xmlns:cx7="http://schemas.microsoft.com/office/drawing/2016/5/13/chartex" xmlns:cx8="http://schemas.microsoft.com/office/drawing/2016/5/14/chartex" xmlns:mc="http://schemas.openxmlformats.org/markup-compatibility/2006" xmlns:aink="http://schemas.microsoft.com/office/drawing/2016/ink" xmlns:am3d="http://schemas.microsoft.com/office/drawing/2017/model3d" xmlns:o="urn:schemas-microsoft-com:office:office" xmlns:r="http://schemas.openxmlformats.org/officeDocument/2006/relationships" xmlns:m="http://schemas.openxmlformats.org/officeDocument/2006/math" xmlns:v="urn:schemas-microsoft-com:vml" xmlns:wp14="http://schemas.microsoft.com/office/word/2010/wordprocessingDrawing" xmlns:wp="http://schemas.openxmlformats.org/drawingml/2006/wordprocessingDrawing" xmlns:w10="urn:schemas-microsoft-com:office:word" xmlns:w="http://schemas.openxmlformats.org/wordprocessingml/2006/main" xmlns:w14="http://schemas.microsoft.com/office/word/2010/wordml" xmlns:w15="http://schemas.microsoft.com/office/word/2012/wordml" xmlns:w16cid="http://schemas.microsoft.com/office/word/2016/wordml/cid" xmlns:w16se="http://schemas.microsoft.com/office/word/2015/wordml/symex" xmlns:wpg="http://schemas.microsoft.com/office/word/2010/wordprocessingGroup" xmlns:wpi="http://schemas.microsoft.com/office/word/2010/wordprocessingInk" xmlns:wne="http://schemas.microsoft.com/office/word/2006/wordml" xmlns:wps="http://schemas.microsoft.com/office/word/2010/wordprocessingShape" mc:Ignorable="w14 w15 w16se w16cid wp14">
+<w:numbering xmlns:wpc="http://schemas.microsoft.com/office/word/2010/wordprocessingCanvas" xmlns:cx="http://schemas.microsoft.com/office/drawing/2014/chartex" xmlns:cx1="http://schemas.microsoft.com/office/drawing/2015/9/8/chartex" xmlns:cx2="http://schemas.microsoft.com/office/drawing/2015/10/21/chartex" xmlns:cx3="http://schemas.microsoft.com/office/drawing/2016/5/9/chartex" xmlns:cx4="http://schemas.microsoft.com/office/drawing/2016/5/10/chartex" xmlns:cx5="http://schemas.microsoft.com/office/drawing/2016/5/11/chartex" xmlns:cx6="http://schemas.microsoft.com/office/drawing/2016/5/12/chartex" xmlns:cx7="http://schemas.microsoft.com/office/drawing/2016/5/13/chartex" xmlns:cx8="http://schemas.microsoft.com/office/drawing/2016/5/14/chartex" xmlns:mc="http://schemas.openxmlformats.org/markup-compatibility/2006" xmlns:aink="http://schemas.microsoft.com/office/drawing/2016/ink" xmlns:am3d="http://schemas.microsoft.com/office/drawing/2017/model3d" xmlns:o="urn:schemas-microsoft-com:office:office" xmlns:oel="http://schemas.microsoft.com/office/2019/extlst" xmlns:r="http://schemas.openxmlformats.org/officeDocument/2006/relationships" xmlns:m="http://schemas.openxmlformats.org/officeDocument/2006/math" xmlns:v="urn:schemas-microsoft-com:vml" xmlns:wp14="http://schemas.microsoft.com/office/word/2010/wordprocessingDrawing" xmlns:wp="http://schemas.openxmlformats.org/drawingml/2006/wordprocessingDrawing" xmlns:w10="urn:schemas-microsoft-com:office:word" xmlns:w="http://schemas.openxmlformats.org/wordprocessingml/2006/main" xmlns:w14="http://schemas.microsoft.com/office/word/2010/wordml" xmlns:w15="http://schemas.microsoft.com/office/word/2012/wordml" xmlns:w16cex="http://schemas.microsoft.com/office/word/2018/wordml/cex" xmlns:w16cid="http://schemas.microsoft.com/office/word/2016/wordml/cid" xmlns:w16="http://schemas.microsoft.com/office/word/2018/wordml" xmlns:w16du="http://schemas.microsoft.com/office/word/2023/wordml/word16du" xmlns:w16sdtdh="http://schemas.microsoft.com/office/word/2020/wordml/sdtdatahash" xmlns:w16sdtfl="http://schemas.microsoft.com/office/word/2024/wordml/sdtformatlock" xmlns:w16se="http://schemas.microsoft.com/office/word/2015/wordml/symex" xmlns:wpg="http://schemas.microsoft.com/office/word/2010/wordprocessingGroup" xmlns:wpi="http://schemas.microsoft.com/office/word/2010/wordprocessingInk" xmlns:wne="http://schemas.microsoft.com/office/word/2006/wordml" xmlns:wps="http://schemas.microsoft.com/office/word/2010/wordprocessingShape" mc:Ignorable="w14 w15 w16se w16cid w16 w16cex w16sdtdh w16sdtfl w16du wp14">
   <w:abstractNum w:abstractNumId="0" w15:restartNumberingAfterBreak="0">
     <w:nsid w:val="29B65FAE"/>
     <w:multiLevelType w:val="hybridMultilevel"/>
@@ -1082,17 +754,17 @@
       </w:rPr>
     </w:lvl>
   </w:abstractNum>
-  <w:num w:numId="1">
+  <w:num w:numId="1" w16cid:durableId="883523249">
     <w:abstractNumId w:val="1"/>
   </w:num>
-  <w:num w:numId="2">
+  <w:num w:numId="2" w16cid:durableId="1212114040">
     <w:abstractNumId w:val="0"/>
   </w:num>
 </w:numbering>
 </file>
 
 <file path=word/styles.xml><?xml version="1.0" encoding="utf-8"?>
-<w:styles xmlns:mc="http://schemas.openxmlformats.org/markup-compatibility/2006" xmlns:r="http://schemas.openxmlformats.org/officeDocument/2006/relationships" xmlns:w="http://schemas.openxmlformats.org/wordprocessingml/2006/main" xmlns:w14="http://schemas.microsoft.com/office/word/2010/wordml" xmlns:w15="http://schemas.microsoft.com/office/word/2012/wordml" xmlns:w16cid="http://schemas.microsoft.com/office/word/2016/wordml/cid" xmlns:w16se="http://schemas.microsoft.com/office/word/2015/wordml/symex" mc:Ignorable="w14 w15 w16se w16cid">
+<w:styles xmlns:mc="http://schemas.openxmlformats.org/markup-compatibility/2006" xmlns:r="http://schemas.openxmlformats.org/officeDocument/2006/relationships" xmlns:w="http://schemas.openxmlformats.org/wordprocessingml/2006/main" xmlns:w14="http://schemas.microsoft.com/office/word/2010/wordml" xmlns:w15="http://schemas.microsoft.com/office/word/2012/wordml" xmlns:w16cex="http://schemas.microsoft.com/office/word/2018/wordml/cex" xmlns:w16cid="http://schemas.microsoft.com/office/word/2016/wordml/cid" xmlns:w16="http://schemas.microsoft.com/office/word/2018/wordml" xmlns:w16du="http://schemas.microsoft.com/office/word/2023/wordml/word16du" xmlns:w16sdtdh="http://schemas.microsoft.com/office/word/2020/wordml/sdtdatahash" xmlns:w16sdtfl="http://schemas.microsoft.com/office/word/2024/wordml/sdtformatlock" xmlns:w16se="http://schemas.microsoft.com/office/word/2015/wordml/symex" mc:Ignorable="w14 w15 w16se w16cid w16 w16cex w16sdtdh w16sdtfl w16du">
   <w:docDefaults>
     <w:rPrDefault>
       <w:rPr>
@@ -1108,7 +780,7 @@
       </w:pPr>
     </w:pPrDefault>
   </w:docDefaults>
-  <w:latentStyles w:defLockedState="0" w:defUIPriority="99" w:defSemiHidden="0" w:defUnhideWhenUsed="0" w:defQFormat="0" w:count="375">
+  <w:latentStyles w:defLockedState="0" w:defUIPriority="99" w:defSemiHidden="0" w:defUnhideWhenUsed="0" w:defQFormat="0" w:count="376">
     <w:lsdException w:name="Normal" w:uiPriority="0" w:qFormat="1"/>
     <w:lsdException w:name="heading 1" w:uiPriority="9" w:qFormat="1"/>
     <w:lsdException w:name="heading 2" w:semiHidden="1" w:uiPriority="9" w:unhideWhenUsed="1" w:qFormat="1"/>
@@ -1484,6 +1156,7 @@
     <w:lsdException w:name="Smart Hyperlink" w:semiHidden="1" w:unhideWhenUsed="1"/>
     <w:lsdException w:name="Hashtag" w:semiHidden="1" w:unhideWhenUsed="1"/>
     <w:lsdException w:name="Unresolved Mention" w:semiHidden="1" w:unhideWhenUsed="1"/>
+    <w:lsdException w:name="Smart Link" w:semiHidden="1" w:unhideWhenUsed="1"/>
   </w:latentStyles>
   <w:style w:type="paragraph" w:default="1" w:styleId="Normal">
     <w:name w:val="Normal"/>
@@ -1524,6 +1197,29 @@
     <w:uiPriority w:val="99"/>
     <w:semiHidden/>
     <w:unhideWhenUsed/>
+  </w:style>
+  <w:style w:type="character" w:styleId="Hyperlink">
+    <w:name w:val="Hyperlink"/>
+    <w:basedOn w:val="DefaultParagraphFont"/>
+    <w:uiPriority w:val="99"/>
+    <w:unhideWhenUsed/>
+    <w:rsid w:val="000F242E"/>
+    <w:rPr>
+      <w:color w:val="0563C1" w:themeColor="hyperlink"/>
+      <w:u w:val="single"/>
+    </w:rPr>
+  </w:style>
+  <w:style w:type="character" w:styleId="UnresolvedMention">
+    <w:name w:val="Unresolved Mention"/>
+    <w:basedOn w:val="DefaultParagraphFont"/>
+    <w:uiPriority w:val="99"/>
+    <w:semiHidden/>
+    <w:unhideWhenUsed/>
+    <w:rsid w:val="000F242E"/>
+    <w:rPr>
+      <w:color w:val="605E5C"/>
+      <w:shd w:val="clear" w:color="auto" w:fill="E1DFDD"/>
+    </w:rPr>
   </w:style>
 </w:styles>
 </file>
